--- a/public/resources/Pharma_DX_Handbook_Ultimate_2026_v_1_1.docx
+++ b/public/resources/Pharma_DX_Handbook_Ultimate_2026_v_1_1.docx
@@ -1301,7 +1301,7 @@
           <w:sz w:val="21"/>
           <w:szCs w:val="21"/>
         </w:rPr>
-        <w:t xml:space="preserve">The AI-native biotech threat. A new class of competitors is emerging that was born digital — companies like Recursion Pharmaceuticals, Exscientia, and Insilico Medicine that use AI as their primary discovery engine and have no legacy systems to migrate. These companies can run drug discovery programs with a fraction of the headcount of traditional pharma, at dramatically lower cost, with faster cycle times. As their clinical pipelines mature and their platforms prove out, they represent an existential threat to the traditional discovery model of large pharma.</w:t>
+        <w:t xml:space="preserve">The AI-native biotech threat. A new class of competitors is emerging that was born digital — companies like Recursion Pharmaceuticals (which absorbed Exscientia in 2024), Insilico Medicine, and Alphabet's Isomorphic Labs that use AI as their primary discovery engine and have no legacy systems to migrate. These companies can run drug discovery programs with a fraction of the headcount of traditional pharma, at dramatically lower cost, with faster cycle times. As their clinical pipelines mature and their platforms prove out, they represent an existential threat to the traditional discovery model of large pharma.</w:t>
       </w:r>
     </w:p>
     <w:p>
@@ -4663,7 +4663,7 @@
           <w:sz w:val="21"/>
           <w:szCs w:val="21"/>
         </w:rPr>
-        <w:t xml:space="preserve">Companies at the frontier of AI-driven target identification — including BenevolentAI, Recursion Pharmaceuticals, and Exscientia — have built proprietary biological knowledge graphs that integrate tens of millions of data points from scientific literature, clinical databases, and experimental data. These knowledge graphs are traversed by machine learning models that score target-disease associations, predict druggability, and prioritize targets for experimental validation. The output is not a target list — it is a ranked, evidence-backed prioritization that helps scientific leadership make faster, better-informed decisions about where to focus early R&amp;D investment.</w:t>
+        <w:t xml:space="preserve">Companies at the frontier of AI-driven target identification — including BenevolentAI and Recursion Pharmaceuticals (now incorporating Exscientia) — have built proprietary biological knowledge graphs that integrate tens of millions of data points from scientific literature, clinical databases, and experimental data. These knowledge graphs are traversed by machine learning models that score target-disease associations, predict druggability, and prioritize targets for experimental validation. The output is not a target list — it is a ranked, evidence-backed prioritization that helps scientific leadership make faster, better-informed decisions about where to focus early R&amp;D investment.</w:t>
       </w:r>
     </w:p>
     <w:p>
@@ -14179,7 +14179,7 @@
           <w:sz w:val="21"/>
           <w:szCs w:val="21"/>
         </w:rPr>
-        <w:t xml:space="preserve">AlphaFold — DeepMind's AI system for protein structure prediction, which solved one of biology's grand challenges by predicting accurate 3D structures for virtually all known proteins. Released AlphaFold2 in 2021; database contains predictions for 200M+ proteins.</w:t>
+        <w:t xml:space="preserve">AlphaFold — DeepMind's AI system for protein structure prediction, which solved one of biology's grand challenges by predicting accurate 3D structures for virtually all known proteins. Released AlphaFold2 in 2021 and AlphaFold 3 in 2024; the database contains predictions for 214M+ proteins.</w:t>
       </w:r>
     </w:p>
     <w:p>
@@ -15288,7 +15288,7 @@
           <w:sz w:val="21"/>
           <w:szCs w:val="21"/>
         </w:rPr>
-        <w:t xml:space="preserve">AI/ML and Data Platforms. Databricks (lakehouse platform), Snowflake (cloud data warehouse), AWS SageMaker, Azure Machine Learning, Google Vertex AI, Palantir (data integration and analytics), Schrödinger (computational chemistry), BenevolentAI, Recursion Pharmaceuticals, Exscientia (AI drug discovery).</w:t>
+        <w:t xml:space="preserve">AI/ML and Data Platforms. Databricks (lakehouse platform), Snowflake (cloud data warehouse), AWS SageMaker, Azure Machine Learning, Google Vertex AI, Palantir (data integration and analytics), Schrödinger (computational chemistry), BenevolentAI, Recursion Pharmaceuticals (incl. Exscientia), Isomorphic Labs (AI drug discovery).</w:t>
       </w:r>
     </w:p>
     <w:p>
@@ -26824,7 +26824,7 @@
           <w:sz w:val="21"/>
           <w:szCs w:val="21"/>
         </w:rPr>
-        <w:t xml:space="preserve">AI drug discovery partnerships. The dominant model for major pharmaceutical companies accessing cutting-edge AI drug discovery capabilities is partnership rather than build or buy — reflecting the reality that the most capable AI drug discovery platforms (Recursion, Insilico, Exscientia, Schrödinger, Isomorphic Labs) have accumulated expertise, proprietary data, and technical capability that cannot be replicated internally in a reasonable timeframe. Partnership structures typically involve target-sharing arrangements (the AI company identifies targets using its platform; the pharmaceutical company provides biology expertise and clinical development capability), compound licensing (the AI company designs compounds; the pharmaceutical company licenses them for clinical development), or full collaboration (both parties contribute expertise and share value through milestones and royalties).</w:t>
+        <w:t xml:space="preserve">AI drug discovery partnerships. The dominant model for major pharmaceutical companies accessing cutting-edge AI drug discovery capabilities is partnership rather than build or buy — reflecting the reality that the most capable AI drug discovery platforms (Recursion — which absorbed Exscientia in 2024 — Insilico, Schrödinger, Isomorphic Labs) have accumulated expertise, proprietary data, and technical capability that cannot be replicated internally in a reasonable timeframe. Partnership structures typically involve target-sharing arrangements (the AI company identifies targets using its platform; the pharmaceutical company provides biology expertise and clinical development capability), compound licensing (the AI company designs compounds; the pharmaceutical company licenses them for clinical development), or full collaboration (both parties contribute expertise and share value through milestones and royalties).</w:t>
       </w:r>
     </w:p>
     <w:p>

--- a/public/resources/Pharma_DX_Handbook_Ultimate_2026_v_1_1.docx
+++ b/public/resources/Pharma_DX_Handbook_Ultimate_2026_v_1_1.docx
@@ -380,7 +380,7 @@
           <w:sz w:val="21"/>
           <w:szCs w:val="21"/>
         </w:rPr>
-        <w:t xml:space="preserve">95k+</w:t>
+        <w:t xml:space="preserve">~88k</w:t>
       </w:r>
     </w:p>
     <w:p>
